--- a/lessons/9-2-group2/homework.docx
+++ b/lessons/9-2-group2/homework.docx
@@ -563,39 +563,39 @@
           <w:b/>
           <w:bCs/>
         </w:rPr>
-        <w:t xml:space="preserve">3. A table pairs hours with kilometers: (1, 48), (2, 96), (5, 240). How many kilometers are traveled each hour?</w:t>
-      </w:r>
-    </w:p>
-    <w:p>
-      <w:pPr>
-        <w:spacing w:after="40" w:before="0"/>
-      </w:pPr>
-      <w:r>
-        <w:t xml:space="preserve">     A. 48</w:t>
-      </w:r>
-    </w:p>
-    <w:p>
-      <w:pPr>
-        <w:spacing w:after="40" w:before="0"/>
-      </w:pPr>
-      <w:r>
-        <w:t xml:space="preserve">     B. 96</w:t>
-      </w:r>
-    </w:p>
-    <w:p>
-      <w:pPr>
-        <w:spacing w:after="40" w:before="0"/>
-      </w:pPr>
-      <w:r>
-        <w:t xml:space="preserve">     C. 240</w:t>
-      </w:r>
-    </w:p>
-    <w:p>
-      <w:pPr>
-        <w:spacing w:after="40" w:before="0"/>
-      </w:pPr>
-      <w:r>
-        <w:t xml:space="preserve">     D. 24</w:t>
+        <w:t xml:space="preserve">3. Why is the line on the football ticket graph dashed instead of solid?</w:t>
+      </w:r>
+    </w:p>
+    <w:p>
+      <w:pPr>
+        <w:spacing w:after="40" w:before="0"/>
+      </w:pPr>
+      <w:r>
+        <w:t xml:space="preserve">     A. You can only buy whole numbers of tickets, so the points between whole numbers do not make sense</w:t>
+      </w:r>
+    </w:p>
+    <w:p>
+      <w:pPr>
+        <w:spacing w:after="40" w:before="0"/>
+      </w:pPr>
+      <w:r>
+        <w:t xml:space="preserve">     B. The graph is unfinished</w:t>
+      </w:r>
+    </w:p>
+    <w:p>
+      <w:pPr>
+        <w:spacing w:after="40" w:before="0"/>
+      </w:pPr>
+      <w:r>
+        <w:t xml:space="preserve">     C. Dashed lines always mean the cost is decreasing</w:t>
+      </w:r>
+    </w:p>
+    <w:p>
+      <w:pPr>
+        <w:spacing w:after="40" w:before="0"/>
+      </w:pPr>
+      <w:r>
+        <w:t xml:space="preserve">     D. The ticket price changes between points</w:t>
       </w:r>
     </w:p>
     <w:p>
@@ -618,39 +618,39 @@
           <w:b/>
           <w:bCs/>
         </w:rPr>
-        <w:t xml:space="preserve">4. Why is the line on the football ticket graph dashed instead of solid?</w:t>
-      </w:r>
-    </w:p>
-    <w:p>
-      <w:pPr>
-        <w:spacing w:after="40" w:before="0"/>
-      </w:pPr>
-      <w:r>
-        <w:t xml:space="preserve">     A. You can only buy whole numbers of tickets, so the points between whole numbers do not make sense</w:t>
-      </w:r>
-    </w:p>
-    <w:p>
-      <w:pPr>
-        <w:spacing w:after="40" w:before="0"/>
-      </w:pPr>
-      <w:r>
-        <w:t xml:space="preserve">     B. The graph is unfinished</w:t>
-      </w:r>
-    </w:p>
-    <w:p>
-      <w:pPr>
-        <w:spacing w:after="40" w:before="0"/>
-      </w:pPr>
-      <w:r>
-        <w:t xml:space="preserve">     C. Dashed lines always mean the cost is decreasing</w:t>
-      </w:r>
-    </w:p>
-    <w:p>
-      <w:pPr>
-        <w:spacing w:after="40" w:before="0"/>
-      </w:pPr>
-      <w:r>
-        <w:t xml:space="preserve">     D. The ticket price changes between points</w:t>
+        <w:t xml:space="preserve">4. The ticket table and ticket graph are two representations. Which statement about them is true?</w:t>
+      </w:r>
+    </w:p>
+    <w:p>
+      <w:pPr>
+        <w:spacing w:after="40" w:before="0"/>
+      </w:pPr>
+      <w:r>
+        <w:t xml:space="preserve">     A. Both show the same relationship — the table with numerical values, the graph in a more visual way</w:t>
+      </w:r>
+    </w:p>
+    <w:p>
+      <w:pPr>
+        <w:spacing w:after="40" w:before="0"/>
+      </w:pPr>
+      <w:r>
+        <w:t xml:space="preserve">     B. The graph shows a different relationship than the table</w:t>
+      </w:r>
+    </w:p>
+    <w:p>
+      <w:pPr>
+        <w:spacing w:after="40" w:before="0"/>
+      </w:pPr>
+      <w:r>
+        <w:t xml:space="preserve">     C. Only the table can show that cost increases with tickets</w:t>
+      </w:r>
+    </w:p>
+    <w:p>
+      <w:pPr>
+        <w:spacing w:after="40" w:before="0"/>
+      </w:pPr>
+      <w:r>
+        <w:t xml:space="preserve">     D. Only the graph is a real mathematical representation</w:t>
       </w:r>
     </w:p>
     <w:p>
@@ -755,7 +755,7 @@
           <w:b/>
           <w:bCs/>
         </w:rPr>
-        <w:t xml:space="preserve">3. A. 48</w:t>
+        <w:t xml:space="preserve">3. A. You can only buy whole numbers of tickets, so the points between whole numbers do not make sense</w:t>
       </w:r>
     </w:p>
     <w:p>
@@ -763,7 +763,7 @@
         <w:spacing w:after="20" w:before="0"/>
       </w:pPr>
       <w:r>
-        <w:t xml:space="preserve">     Each row is 48 times the number of hours: 2 × 48 = 96 and 5 × 48 = 240, so the rate is 48 kilometers per hour.</w:t>
+        <w:t xml:space="preserve">     You cannot buy 2.5 tickets, so only the whole-number points represent real purchases — the dashes show the trend without claiming the in-between points are possible.</w:t>
       </w:r>
     </w:p>
     <w:p>
@@ -787,7 +787,7 @@
           <w:b/>
           <w:bCs/>
         </w:rPr>
-        <w:t xml:space="preserve">4. A. You can only buy whole numbers of tickets, so the points between whole numbers do not make sense</w:t>
+        <w:t xml:space="preserve">4. A. Both show the same relationship — the table with numerical values, the graph in a more visual way</w:t>
       </w:r>
     </w:p>
     <w:p>
@@ -795,7 +795,7 @@
         <w:spacing w:after="20" w:before="0"/>
       </w:pPr>
       <w:r>
-        <w:t xml:space="preserve">     You cannot buy 2.5 tickets, so only the whole-number points represent real purchases — the dashes show the trend without claiming the in-between points are possible.</w:t>
+        <w:t xml:space="preserve">     Every row of the table is plotted as a point, so both show cost = 45 × tickets — the table numerically, the graph visually.</w:t>
       </w:r>
     </w:p>
     <w:p>
